--- a/SNE25051水城钢铁轧钢加热炉超低排放改造-三棒加热炉投用协调单.docx
+++ b/SNE25051水城钢铁轧钢加热炉超低排放改造-三棒加热炉投用协调单.docx
@@ -6,116 +6,723 @@
       <w:pPr>
         <w:jc w:val="center"/>
         <w:rPr>
+          <w:rFonts w:ascii="宋体" w:eastAsia="宋体" w:hAnsi="宋体" w:hint="eastAsia"/>
+          <w:b/>
+          <w:bCs/>
+          <w:sz w:val="30"/>
+          <w:szCs w:val="30"/>
+        </w:rPr>
+      </w:pPr>
+      <w:r>
+        <w:rPr>
           <w:rFonts w:ascii="宋体" w:eastAsia="宋体" w:hAnsi="宋体"/>
           <w:b/>
           <w:bCs/>
           <w:sz w:val="30"/>
           <w:szCs w:val="30"/>
         </w:rPr>
-      </w:pPr>
-      <w:r>
-        <w:rPr>
-          <w:rFonts w:ascii="宋体" w:eastAsia="宋体" w:hAnsi="宋体"/>
+        <w:t>水城钢铁轧钢加热炉超低排放改造-三棒加热炉</w:t>
+      </w:r>
+      <w:r>
+        <w:rPr>
+          <w:rFonts w:ascii="宋体" w:eastAsia="宋体" w:hAnsi="宋体" w:hint="eastAsia"/>
           <w:b/>
           <w:bCs/>
           <w:sz w:val="30"/>
           <w:szCs w:val="30"/>
         </w:rPr>
-        <w:t>水城钢铁轧钢加热炉超低排放改造-三棒加热炉调试报告</w:t>
+        <w:t>投用协调单</w:t>
       </w:r>
     </w:p>
     <w:p>
       <w:pPr>
         <w:ind w:firstLineChars="200" w:firstLine="480"/>
         <w:rPr>
-          <w:sz w:val="24"/>
-          <w:szCs w:val="24"/>
-        </w:rPr>
-      </w:pPr>
-      <w:r>
-        <w:rPr>
-          <w:sz w:val="24"/>
-          <w:szCs w:val="24"/>
-        </w:rPr>
-        <w:t>本次三棒加热炉自动控制系统已顺利完成调试工作。在2026年8月25日至8月28日期间，于煤气热值稳定在8200以上的达标工况下，系统已实现稳定投用。通过对煤气阀与空气阀开度的自动联动调节，本系统成功实现了对炉温及炉内残氧量的精准控制。目前整体运行状态平稳，空燃比维持在合理区间，与传统人工调节方式相比，煤气的利用率与燃烧效率均得到了显著改善。此外，为响应现场实际运行要求，本次调试对控制逻辑进行了专项优化，新增了煤气总量限制功能，并针对自动模式下的热值波动增加了阀门滞后动作控制逻辑。</w:t>
-      </w:r>
-      <w:r>
-        <w:rPr>
-          <w:rFonts w:hint="eastAsia"/>
-          <w:sz w:val="24"/>
-          <w:szCs w:val="24"/>
-        </w:rPr>
-        <w:t>现</w:t>
-      </w:r>
-      <w:r>
-        <w:rPr>
-          <w:rFonts w:hint="eastAsia"/>
-          <w:sz w:val="24"/>
-          <w:szCs w:val="24"/>
-        </w:rPr>
-        <w:t>操作工</w:t>
-      </w:r>
-      <w:r>
-        <w:rPr>
-          <w:rFonts w:hint="eastAsia"/>
-          <w:sz w:val="24"/>
-          <w:szCs w:val="24"/>
-        </w:rPr>
-        <w:t>需要先在L2控制系统确认加热段以及均热段的最适温度，并将其填入相对应段的温度框内进行温度设定，接着将L1系统内相对应阀调至自动，L2系统调至自动后，即可完成自动模式的切换。</w:t>
+          <w:rFonts w:hint="eastAsia"/>
+          <w:sz w:val="24"/>
+          <w:szCs w:val="24"/>
+        </w:rPr>
+      </w:pPr>
+      <w:r>
+        <w:rPr>
+          <w:sz w:val="24"/>
+          <w:szCs w:val="24"/>
+        </w:rPr>
+        <w:t>本</w:t>
+      </w:r>
+      <w:r>
+        <w:rPr>
+          <w:rFonts w:hint="eastAsia"/>
+          <w:sz w:val="24"/>
+          <w:szCs w:val="24"/>
+        </w:rPr>
+        <w:t>项目</w:t>
+      </w:r>
+      <w:r>
+        <w:rPr>
+          <w:sz w:val="24"/>
+          <w:szCs w:val="24"/>
+        </w:rPr>
+        <w:t>三棒加热炉自动控制系统</w:t>
+      </w:r>
+      <w:r>
+        <w:rPr>
+          <w:rFonts w:hint="eastAsia"/>
+          <w:sz w:val="24"/>
+          <w:szCs w:val="24"/>
+        </w:rPr>
+        <w:t>（L1、L2系统）</w:t>
+      </w:r>
+      <w:r>
+        <w:rPr>
+          <w:sz w:val="24"/>
+          <w:szCs w:val="24"/>
+        </w:rPr>
+        <w:t>已</w:t>
+      </w:r>
+      <w:r>
+        <w:rPr>
+          <w:rFonts w:hint="eastAsia"/>
+          <w:sz w:val="24"/>
+          <w:szCs w:val="24"/>
+        </w:rPr>
+        <w:t>完成</w:t>
+      </w:r>
+      <w:r>
+        <w:rPr>
+          <w:rFonts w:hint="eastAsia"/>
+          <w:sz w:val="24"/>
+          <w:szCs w:val="24"/>
+        </w:rPr>
+        <w:t>多日</w:t>
+      </w:r>
+      <w:r>
+        <w:rPr>
+          <w:rFonts w:hint="eastAsia"/>
+          <w:sz w:val="24"/>
+          <w:szCs w:val="24"/>
+        </w:rPr>
+        <w:t>热负荷投用</w:t>
+      </w:r>
+      <w:r>
+        <w:rPr>
+          <w:rFonts w:hint="eastAsia"/>
+          <w:sz w:val="24"/>
+          <w:szCs w:val="24"/>
+        </w:rPr>
+        <w:t>，</w:t>
+      </w:r>
+      <w:r>
+        <w:rPr>
+          <w:rFonts w:hint="eastAsia"/>
+          <w:sz w:val="24"/>
+          <w:szCs w:val="24"/>
+        </w:rPr>
+        <w:t>8月25日投用2小时；8月28日投用5小时，</w:t>
+      </w:r>
+      <w:r>
+        <w:rPr>
+          <w:rFonts w:hint="eastAsia"/>
+          <w:sz w:val="24"/>
+          <w:szCs w:val="24"/>
+        </w:rPr>
+        <w:t>现遇到以下问题，无法单方面解决，需要请示领导们协助。详细情况如下：</w:t>
       </w:r>
     </w:p>
     <w:p>
       <w:pPr>
-        <w:ind w:firstLineChars="200" w:firstLine="480"/>
-        <w:rPr>
-          <w:rFonts w:hint="eastAsia"/>
-          <w:sz w:val="24"/>
-          <w:szCs w:val="24"/>
-        </w:rPr>
-      </w:pPr>
-      <w:r>
-        <w:rPr>
-          <w:sz w:val="24"/>
-          <w:szCs w:val="24"/>
-        </w:rPr>
-        <w:t>在系统规范操作方面，现阶段操作人员需先在L2控制系统内确认加热段及均热段的最佳目标温度并完成参数设定。随后，依次将L1系统中对应的阀门以及L2系统切换至自动模式，即可顺利完成全自动模式的切换与投用。</w:t>
+        <w:pStyle w:val="a9"/>
+        <w:numPr>
+          <w:ilvl w:val="0"/>
+          <w:numId w:val="1"/>
+        </w:numPr>
+        <w:rPr>
+          <w:rFonts w:hint="eastAsia"/>
+          <w:sz w:val="24"/>
+          <w:szCs w:val="24"/>
+        </w:rPr>
+      </w:pPr>
+      <w:r>
+        <w:rPr>
+          <w:rFonts w:hint="eastAsia"/>
+          <w:sz w:val="24"/>
+          <w:szCs w:val="24"/>
+        </w:rPr>
+        <w:t>现场人员反馈煤气热值经常波动不稳，跨度范围</w:t>
+      </w:r>
+      <w:r>
+        <w:rPr>
+          <w:rFonts w:hint="eastAsia"/>
+          <w:sz w:val="24"/>
+          <w:szCs w:val="24"/>
+        </w:rPr>
+        <w:t>偏大。</w:t>
+      </w:r>
+      <w:r>
+        <w:rPr>
+          <w:rFonts w:hint="eastAsia"/>
+          <w:sz w:val="24"/>
+          <w:szCs w:val="24"/>
+        </w:rPr>
+        <w:t>从</w:t>
+      </w:r>
+      <w:r>
+        <w:rPr>
+          <w:rFonts w:hint="eastAsia"/>
+          <w:sz w:val="24"/>
+          <w:szCs w:val="24"/>
+        </w:rPr>
+        <w:t>5823</w:t>
+      </w:r>
+      <w:r>
+        <w:rPr>
+          <w:rFonts w:hint="eastAsia"/>
+          <w:sz w:val="24"/>
+          <w:szCs w:val="24"/>
+        </w:rPr>
+        <w:t>-</w:t>
+      </w:r>
+      <w:r>
+        <w:rPr>
+          <w:rFonts w:hint="eastAsia"/>
+          <w:sz w:val="24"/>
+          <w:szCs w:val="24"/>
+        </w:rPr>
+        <w:t>10986</w:t>
+      </w:r>
+      <w:r>
+        <w:rPr>
+          <w:rFonts w:hint="eastAsia"/>
+          <w:sz w:val="24"/>
+          <w:szCs w:val="24"/>
+        </w:rPr>
+        <w:t>之间</w:t>
+      </w:r>
+      <w:r>
+        <w:rPr>
+          <w:rFonts w:hint="eastAsia"/>
+          <w:sz w:val="24"/>
+          <w:szCs w:val="24"/>
+        </w:rPr>
+        <w:t>（实际历史数据）</w:t>
+      </w:r>
+      <w:r>
+        <w:rPr>
+          <w:rFonts w:hint="eastAsia"/>
+          <w:sz w:val="24"/>
+          <w:szCs w:val="24"/>
+        </w:rPr>
+        <w:t>，导致大部分技术员在场时间无法进行</w:t>
+      </w:r>
+      <w:r>
+        <w:rPr>
+          <w:rFonts w:hint="eastAsia"/>
+          <w:sz w:val="24"/>
+          <w:szCs w:val="24"/>
+        </w:rPr>
+        <w:t>投用</w:t>
+      </w:r>
+      <w:r>
+        <w:rPr>
+          <w:rFonts w:hint="eastAsia"/>
+          <w:sz w:val="24"/>
+          <w:szCs w:val="24"/>
+        </w:rPr>
+        <w:t>工作，或者切换至自动投用之后一段时间必须调至手动进行调整。</w:t>
+      </w:r>
+      <w:r>
+        <w:rPr>
+          <w:rFonts w:hint="eastAsia"/>
+          <w:sz w:val="24"/>
+          <w:szCs w:val="24"/>
+        </w:rPr>
+        <w:t>（操作工内部钢轧品质规程要求）。</w:t>
       </w:r>
     </w:p>
     <w:p>
       <w:pPr>
-        <w:ind w:firstLineChars="200" w:firstLine="480"/>
-        <w:rPr>
-          <w:sz w:val="24"/>
-          <w:szCs w:val="24"/>
-        </w:rPr>
-      </w:pPr>
-      <w:r>
-        <w:rPr>
-          <w:sz w:val="24"/>
-          <w:szCs w:val="24"/>
-        </w:rPr>
-        <w:t>然而，在本次调试过程中也测试了极端工况下的应对机制。例如在8月28日16时21分，曾出现煤气热值骤降至7167的异常情况。此类热值过低现象会导致炉温下降，且在煤气总量受限的前提下，自动控制系统无法在短时间内将温度拉升至稳定的烧钢标准。针对此类超出自动系统调节适应范围的低热值工况，仍需操作人员及时介入，切换至手动模式进行人工干预与调整。</w:t>
+        <w:pStyle w:val="a9"/>
+        <w:ind w:left="840"/>
+        <w:rPr>
+          <w:sz w:val="24"/>
+          <w:szCs w:val="24"/>
+        </w:rPr>
+      </w:pPr>
+      <w:r>
+        <w:rPr>
+          <w:noProof/>
+          <w:sz w:val="24"/>
+          <w:szCs w:val="24"/>
+        </w:rPr>
+        <w:drawing>
+          <wp:inline distT="0" distB="0" distL="0" distR="0" wp14:anchorId="447EB5DF" wp14:editId="4BA0BB61">
+            <wp:extent cx="2203450" cy="1241268"/>
+            <wp:effectExtent l="0" t="0" r="6350" b="0"/>
+            <wp:docPr id="932650866" name="图片 1"/>
+            <wp:cNvGraphicFramePr>
+              <a:graphicFrameLocks xmlns:a="http://schemas.openxmlformats.org/drawingml/2006/main" noChangeAspect="1"/>
+            </wp:cNvGraphicFramePr>
+            <a:graphic xmlns:a="http://schemas.openxmlformats.org/drawingml/2006/main">
+              <a:graphicData uri="http://schemas.openxmlformats.org/drawingml/2006/picture">
+                <pic:pic xmlns:pic="http://schemas.openxmlformats.org/drawingml/2006/picture">
+                  <pic:nvPicPr>
+                    <pic:cNvPr id="0" name="Picture 1"/>
+                    <pic:cNvPicPr>
+                      <a:picLocks noChangeAspect="1" noChangeArrowheads="1"/>
+                    </pic:cNvPicPr>
+                  </pic:nvPicPr>
+                  <pic:blipFill>
+                    <a:blip r:embed="rId7" cstate="print">
+                      <a:extLst>
+                        <a:ext uri="{28A0092B-C50C-407E-A947-70E740481C1C}">
+                          <a14:useLocalDpi xmlns:a14="http://schemas.microsoft.com/office/drawing/2010/main" val="0"/>
+                        </a:ext>
+                      </a:extLst>
+                    </a:blip>
+                    <a:srcRect/>
+                    <a:stretch>
+                      <a:fillRect/>
+                    </a:stretch>
+                  </pic:blipFill>
+                  <pic:spPr bwMode="auto">
+                    <a:xfrm>
+                      <a:off x="0" y="0"/>
+                      <a:ext cx="2213878" cy="1247142"/>
+                    </a:xfrm>
+                    <a:prstGeom prst="rect">
+                      <a:avLst/>
+                    </a:prstGeom>
+                    <a:noFill/>
+                    <a:ln>
+                      <a:noFill/>
+                    </a:ln>
+                  </pic:spPr>
+                </pic:pic>
+              </a:graphicData>
+            </a:graphic>
+          </wp:inline>
+        </w:drawing>
+      </w:r>
+      <w:r>
+        <w:rPr>
+          <w:rFonts w:hint="eastAsia"/>
+          <w:sz w:val="24"/>
+          <w:szCs w:val="24"/>
+        </w:rPr>
+        <w:t xml:space="preserve">    </w:t>
+      </w:r>
+      <w:r>
+        <w:rPr>
+          <w:noProof/>
+          <w:sz w:val="24"/>
+          <w:szCs w:val="24"/>
+        </w:rPr>
+        <w:drawing>
+          <wp:inline distT="0" distB="0" distL="0" distR="0" wp14:anchorId="3C47A063" wp14:editId="13B50A96">
+            <wp:extent cx="1377950" cy="1292108"/>
+            <wp:effectExtent l="0" t="0" r="0" b="3810"/>
+            <wp:docPr id="1620525235" name="图片 2"/>
+            <wp:cNvGraphicFramePr>
+              <a:graphicFrameLocks xmlns:a="http://schemas.openxmlformats.org/drawingml/2006/main" noChangeAspect="1"/>
+            </wp:cNvGraphicFramePr>
+            <a:graphic xmlns:a="http://schemas.openxmlformats.org/drawingml/2006/main">
+              <a:graphicData uri="http://schemas.openxmlformats.org/drawingml/2006/picture">
+                <pic:pic xmlns:pic="http://schemas.openxmlformats.org/drawingml/2006/picture">
+                  <pic:nvPicPr>
+                    <pic:cNvPr id="0" name="Picture 2"/>
+                    <pic:cNvPicPr>
+                      <a:picLocks noChangeAspect="1" noChangeArrowheads="1"/>
+                    </pic:cNvPicPr>
+                  </pic:nvPicPr>
+                  <pic:blipFill rotWithShape="1">
+                    <a:blip r:embed="rId8" cstate="print">
+                      <a:extLst>
+                        <a:ext uri="{28A0092B-C50C-407E-A947-70E740481C1C}">
+                          <a14:useLocalDpi xmlns:a14="http://schemas.microsoft.com/office/drawing/2010/main" val="0"/>
+                        </a:ext>
+                      </a:extLst>
+                    </a:blip>
+                    <a:srcRect l="30614" t="51232"/>
+                    <a:stretch>
+                      <a:fillRect/>
+                    </a:stretch>
+                  </pic:blipFill>
+                  <pic:spPr bwMode="auto">
+                    <a:xfrm>
+                      <a:off x="0" y="0"/>
+                      <a:ext cx="1386580" cy="1300200"/>
+                    </a:xfrm>
+                    <a:prstGeom prst="rect">
+                      <a:avLst/>
+                    </a:prstGeom>
+                    <a:noFill/>
+                    <a:ln>
+                      <a:noFill/>
+                    </a:ln>
+                    <a:extLst>
+                      <a:ext uri="{53640926-AAD7-44D8-BBD7-CCE9431645EC}">
+                        <a14:shadowObscured xmlns:a14="http://schemas.microsoft.com/office/drawing/2010/main"/>
+                      </a:ext>
+                    </a:extLst>
+                  </pic:spPr>
+                </pic:pic>
+              </a:graphicData>
+            </a:graphic>
+          </wp:inline>
+        </w:drawing>
       </w:r>
     </w:p>
     <w:p>
       <w:pPr>
-        <w:ind w:firstLineChars="200" w:firstLine="480"/>
-        <w:rPr>
-          <w:rFonts w:hint="eastAsia"/>
-          <w:sz w:val="24"/>
-          <w:szCs w:val="24"/>
-        </w:rPr>
-      </w:pPr>
-      <w:r>
-        <w:rPr>
-          <w:sz w:val="24"/>
-          <w:szCs w:val="24"/>
-        </w:rPr>
-        <w:t>综上所述，本次三棒加热炉的自动化调试工作已全部落实完毕，系统运行状况良好，各项指标均已符合正式投用条件。</w:t>
+        <w:pStyle w:val="a9"/>
+        <w:ind w:left="840"/>
+        <w:rPr>
+          <w:sz w:val="24"/>
+          <w:szCs w:val="24"/>
+        </w:rPr>
+      </w:pPr>
+      <w:r>
+        <w:rPr>
+          <w:noProof/>
+        </w:rPr>
+        <w:drawing>
+          <wp:inline distT="0" distB="0" distL="0" distR="0" wp14:anchorId="2CF9E269" wp14:editId="147B4148">
+            <wp:extent cx="5274310" cy="260985"/>
+            <wp:effectExtent l="0" t="0" r="2540" b="5715"/>
+            <wp:docPr id="1566898658" name="图片 1"/>
+            <wp:cNvGraphicFramePr>
+              <a:graphicFrameLocks xmlns:a="http://schemas.openxmlformats.org/drawingml/2006/main" noChangeAspect="1"/>
+            </wp:cNvGraphicFramePr>
+            <a:graphic xmlns:a="http://schemas.openxmlformats.org/drawingml/2006/main">
+              <a:graphicData uri="http://schemas.openxmlformats.org/drawingml/2006/picture">
+                <pic:pic xmlns:pic="http://schemas.openxmlformats.org/drawingml/2006/picture">
+                  <pic:nvPicPr>
+                    <pic:cNvPr id="1566898658" name=""/>
+                    <pic:cNvPicPr/>
+                  </pic:nvPicPr>
+                  <pic:blipFill>
+                    <a:blip r:embed="rId9"/>
+                    <a:stretch>
+                      <a:fillRect/>
+                    </a:stretch>
+                  </pic:blipFill>
+                  <pic:spPr>
+                    <a:xfrm>
+                      <a:off x="0" y="0"/>
+                      <a:ext cx="5274310" cy="260985"/>
+                    </a:xfrm>
+                    <a:prstGeom prst="rect">
+                      <a:avLst/>
+                    </a:prstGeom>
+                  </pic:spPr>
+                </pic:pic>
+              </a:graphicData>
+            </a:graphic>
+          </wp:inline>
+        </w:drawing>
       </w:r>
     </w:p>
     <w:p>
       <w:pPr>
+        <w:pStyle w:val="a9"/>
+        <w:ind w:left="840"/>
+        <w:rPr>
+          <w:rFonts w:hint="eastAsia"/>
+          <w:sz w:val="24"/>
+          <w:szCs w:val="24"/>
+        </w:rPr>
+      </w:pPr>
+      <w:r>
+        <w:rPr>
+          <w:noProof/>
+        </w:rPr>
+        <w:drawing>
+          <wp:inline distT="0" distB="0" distL="0" distR="0" wp14:anchorId="4DD0DFFD" wp14:editId="784F3363">
+            <wp:extent cx="5274310" cy="276860"/>
+            <wp:effectExtent l="0" t="0" r="2540" b="8890"/>
+            <wp:docPr id="523646911" name="图片 1"/>
+            <wp:cNvGraphicFramePr>
+              <a:graphicFrameLocks xmlns:a="http://schemas.openxmlformats.org/drawingml/2006/main" noChangeAspect="1"/>
+            </wp:cNvGraphicFramePr>
+            <a:graphic xmlns:a="http://schemas.openxmlformats.org/drawingml/2006/main">
+              <a:graphicData uri="http://schemas.openxmlformats.org/drawingml/2006/picture">
+                <pic:pic xmlns:pic="http://schemas.openxmlformats.org/drawingml/2006/picture">
+                  <pic:nvPicPr>
+                    <pic:cNvPr id="523646911" name=""/>
+                    <pic:cNvPicPr/>
+                  </pic:nvPicPr>
+                  <pic:blipFill>
+                    <a:blip r:embed="rId10"/>
+                    <a:stretch>
+                      <a:fillRect/>
+                    </a:stretch>
+                  </pic:blipFill>
+                  <pic:spPr>
+                    <a:xfrm>
+                      <a:off x="0" y="0"/>
+                      <a:ext cx="5274310" cy="276860"/>
+                    </a:xfrm>
+                    <a:prstGeom prst="rect">
+                      <a:avLst/>
+                    </a:prstGeom>
+                  </pic:spPr>
+                </pic:pic>
+              </a:graphicData>
+            </a:graphic>
+          </wp:inline>
+        </w:drawing>
+      </w:r>
+    </w:p>
+    <w:p>
+      <w:pPr>
+        <w:pStyle w:val="a9"/>
+        <w:numPr>
+          <w:ilvl w:val="0"/>
+          <w:numId w:val="1"/>
+        </w:numPr>
+        <w:rPr>
+          <w:rFonts w:hint="eastAsia"/>
+          <w:sz w:val="24"/>
+          <w:szCs w:val="24"/>
+        </w:rPr>
+      </w:pPr>
+      <w:r>
+        <w:rPr>
+          <w:rFonts w:hint="eastAsia"/>
+          <w:sz w:val="24"/>
+          <w:szCs w:val="24"/>
+        </w:rPr>
+        <w:t>轧钢现场经常出现停炉或者开炉不生产或者冷钢情况，现场人员基于专业判断，无法满足投用需求故无法批准投用请求。</w:t>
+      </w:r>
+    </w:p>
+    <w:p>
+      <w:pPr>
+        <w:pStyle w:val="a9"/>
+        <w:ind w:left="840"/>
+        <w:jc w:val="center"/>
+        <w:rPr>
+          <w:rFonts w:hint="eastAsia"/>
+          <w:sz w:val="24"/>
+          <w:szCs w:val="24"/>
+        </w:rPr>
+      </w:pPr>
+      <w:r>
+        <w:rPr>
+          <w:noProof/>
+          <w:sz w:val="24"/>
+          <w:szCs w:val="24"/>
+        </w:rPr>
+        <w:lastRenderedPageBreak/>
+        <w:drawing>
+          <wp:inline distT="0" distB="0" distL="0" distR="0" wp14:anchorId="10514B81" wp14:editId="14CCE68A">
+            <wp:extent cx="2756069" cy="3644900"/>
+            <wp:effectExtent l="0" t="0" r="6350" b="0"/>
+            <wp:docPr id="2026904190" name="图片 3"/>
+            <wp:cNvGraphicFramePr>
+              <a:graphicFrameLocks xmlns:a="http://schemas.openxmlformats.org/drawingml/2006/main" noChangeAspect="1"/>
+            </wp:cNvGraphicFramePr>
+            <a:graphic xmlns:a="http://schemas.openxmlformats.org/drawingml/2006/main">
+              <a:graphicData uri="http://schemas.openxmlformats.org/drawingml/2006/picture">
+                <pic:pic xmlns:pic="http://schemas.openxmlformats.org/drawingml/2006/picture">
+                  <pic:nvPicPr>
+                    <pic:cNvPr id="0" name="Picture 3"/>
+                    <pic:cNvPicPr>
+                      <a:picLocks noChangeAspect="1" noChangeArrowheads="1"/>
+                    </pic:cNvPicPr>
+                  </pic:nvPicPr>
+                  <pic:blipFill>
+                    <a:blip r:embed="rId11" cstate="print">
+                      <a:extLst>
+                        <a:ext uri="{28A0092B-C50C-407E-A947-70E740481C1C}">
+                          <a14:useLocalDpi xmlns:a14="http://schemas.microsoft.com/office/drawing/2010/main" val="0"/>
+                        </a:ext>
+                      </a:extLst>
+                    </a:blip>
+                    <a:srcRect/>
+                    <a:stretch>
+                      <a:fillRect/>
+                    </a:stretch>
+                  </pic:blipFill>
+                  <pic:spPr bwMode="auto">
+                    <a:xfrm>
+                      <a:off x="0" y="0"/>
+                      <a:ext cx="2819828" cy="3729221"/>
+                    </a:xfrm>
+                    <a:prstGeom prst="rect">
+                      <a:avLst/>
+                    </a:prstGeom>
+                    <a:noFill/>
+                    <a:ln>
+                      <a:noFill/>
+                    </a:ln>
+                  </pic:spPr>
+                </pic:pic>
+              </a:graphicData>
+            </a:graphic>
+          </wp:inline>
+        </w:drawing>
+      </w:r>
+    </w:p>
+    <w:p>
+      <w:pPr>
+        <w:pStyle w:val="a9"/>
+        <w:numPr>
+          <w:ilvl w:val="0"/>
+          <w:numId w:val="1"/>
+        </w:numPr>
+        <w:rPr>
+          <w:rFonts w:hint="eastAsia"/>
+          <w:sz w:val="24"/>
+          <w:szCs w:val="24"/>
+        </w:rPr>
+      </w:pPr>
+      <w:r>
+        <w:rPr>
+          <w:rFonts w:hint="eastAsia"/>
+          <w:sz w:val="24"/>
+          <w:szCs w:val="24"/>
+        </w:rPr>
+        <w:t>自动系统的调节已经限制煤气总量的上限与煤气阀门的上下限，导致在半自动情况，超过煤气总量现值下，无法及时调整阀门，导致无法快速升温保证温度的情形。</w:t>
+      </w:r>
+    </w:p>
+    <w:p>
+      <w:pPr>
+        <w:pStyle w:val="a9"/>
+        <w:ind w:left="840"/>
+        <w:rPr>
+          <w:rFonts w:hint="eastAsia"/>
+          <w:sz w:val="24"/>
+          <w:szCs w:val="24"/>
+        </w:rPr>
+      </w:pPr>
+      <w:r>
+        <w:rPr>
+          <w:rFonts w:hint="eastAsia"/>
+          <w:noProof/>
+          <w:sz w:val="24"/>
+          <w:szCs w:val="24"/>
+        </w:rPr>
+        <w:drawing>
+          <wp:inline distT="0" distB="0" distL="0" distR="0" wp14:anchorId="262B2D5D" wp14:editId="1A0A362C">
+            <wp:extent cx="1861015" cy="2482850"/>
+            <wp:effectExtent l="0" t="0" r="6350" b="0"/>
+            <wp:docPr id="444563783" name="图片 4"/>
+            <wp:cNvGraphicFramePr>
+              <a:graphicFrameLocks xmlns:a="http://schemas.openxmlformats.org/drawingml/2006/main" noChangeAspect="1"/>
+            </wp:cNvGraphicFramePr>
+            <a:graphic xmlns:a="http://schemas.openxmlformats.org/drawingml/2006/main">
+              <a:graphicData uri="http://schemas.openxmlformats.org/drawingml/2006/picture">
+                <pic:pic xmlns:pic="http://schemas.openxmlformats.org/drawingml/2006/picture">
+                  <pic:nvPicPr>
+                    <pic:cNvPr id="0" name="Picture 4"/>
+                    <pic:cNvPicPr>
+                      <a:picLocks noChangeAspect="1" noChangeArrowheads="1"/>
+                    </pic:cNvPicPr>
+                  </pic:nvPicPr>
+                  <pic:blipFill>
+                    <a:blip r:embed="rId12" cstate="print">
+                      <a:extLst>
+                        <a:ext uri="{28A0092B-C50C-407E-A947-70E740481C1C}">
+                          <a14:useLocalDpi xmlns:a14="http://schemas.microsoft.com/office/drawing/2010/main" val="0"/>
+                        </a:ext>
+                      </a:extLst>
+                    </a:blip>
+                    <a:srcRect/>
+                    <a:stretch>
+                      <a:fillRect/>
+                    </a:stretch>
+                  </pic:blipFill>
+                  <pic:spPr bwMode="auto">
+                    <a:xfrm flipH="1">
+                      <a:off x="0" y="0"/>
+                      <a:ext cx="1872282" cy="2497881"/>
+                    </a:xfrm>
+                    <a:prstGeom prst="rect">
+                      <a:avLst/>
+                    </a:prstGeom>
+                    <a:noFill/>
+                    <a:ln>
+                      <a:noFill/>
+                    </a:ln>
+                  </pic:spPr>
+                </pic:pic>
+              </a:graphicData>
+            </a:graphic>
+          </wp:inline>
+        </w:drawing>
+      </w:r>
+    </w:p>
+    <w:p>
+      <w:pPr>
+        <w:pStyle w:val="a9"/>
+        <w:numPr>
+          <w:ilvl w:val="0"/>
+          <w:numId w:val="1"/>
+        </w:numPr>
+        <w:rPr>
+          <w:rFonts w:hint="eastAsia"/>
+          <w:sz w:val="24"/>
+          <w:szCs w:val="24"/>
+        </w:rPr>
+      </w:pPr>
+      <w:r>
+        <w:rPr>
+          <w:rFonts w:hint="eastAsia"/>
+          <w:sz w:val="24"/>
+          <w:szCs w:val="24"/>
+        </w:rPr>
+        <w:t>操作人员认为使用本系统需要负的职责太大，因为使用本系统，超出本系统的调节范围，出现不满足轧钢的情况</w:t>
+      </w:r>
+      <w:r>
+        <w:rPr>
+          <w:rFonts w:hint="eastAsia"/>
+          <w:sz w:val="24"/>
+          <w:szCs w:val="24"/>
+        </w:rPr>
+        <w:t>而没有及时调至手动轧制，</w:t>
+      </w:r>
+      <w:r>
+        <w:rPr>
+          <w:rFonts w:hint="eastAsia"/>
+          <w:sz w:val="24"/>
+          <w:szCs w:val="24"/>
+        </w:rPr>
+        <w:t>导致出现钢种问题</w:t>
+      </w:r>
+      <w:r>
+        <w:rPr>
+          <w:rFonts w:hint="eastAsia"/>
+          <w:sz w:val="24"/>
+          <w:szCs w:val="24"/>
+        </w:rPr>
+        <w:t>需要负全责，使他们不敢使用。</w:t>
+      </w:r>
+    </w:p>
+    <w:p>
+      <w:pPr>
+        <w:pStyle w:val="a9"/>
+        <w:numPr>
+          <w:ilvl w:val="0"/>
+          <w:numId w:val="1"/>
+        </w:numPr>
+        <w:rPr>
+          <w:rFonts w:hint="eastAsia"/>
+          <w:sz w:val="24"/>
+          <w:szCs w:val="24"/>
+        </w:rPr>
+      </w:pPr>
+      <w:r>
+        <w:rPr>
+          <w:rFonts w:hint="eastAsia"/>
+          <w:sz w:val="24"/>
+          <w:szCs w:val="24"/>
+        </w:rPr>
+        <w:lastRenderedPageBreak/>
+        <w:t>操作人员基于以上情况，虽然在软件和硬件全部调试完毕，并没有提出其它关于本系统的问题，而且经过连续3小时，本次总计7小时的稳定投用之后，仍因为上游客观原因不放心使用本系统。</w:t>
+      </w:r>
+    </w:p>
+    <w:p>
+      <w:pPr>
         <w:ind w:firstLineChars="200" w:firstLine="480"/>
         <w:jc w:val="right"/>
         <w:rPr>
@@ -149,7 +756,6 @@
           <w:sz w:val="24"/>
           <w:szCs w:val="24"/>
         </w:rPr>
-        <w:lastRenderedPageBreak/>
         <w:t>2026年</w:t>
       </w:r>
       <w:r>
@@ -158,31 +764,15 @@
           <w:sz w:val="24"/>
           <w:szCs w:val="24"/>
         </w:rPr>
-        <w:t>8</w:t>
-      </w:r>
-      <w:r>
-        <w:rPr>
-          <w:rFonts w:hint="eastAsia"/>
-          <w:sz w:val="24"/>
-          <w:szCs w:val="24"/>
-        </w:rPr>
-        <w:t>月</w:t>
-      </w:r>
-      <w:r>
-        <w:rPr>
-          <w:rFonts w:hint="eastAsia"/>
-          <w:sz w:val="24"/>
-          <w:szCs w:val="24"/>
-        </w:rPr>
-        <w:t>31</w:t>
-      </w:r>
-      <w:r>
-        <w:rPr>
-          <w:rFonts w:hint="eastAsia"/>
-          <w:sz w:val="24"/>
-          <w:szCs w:val="24"/>
-        </w:rPr>
-        <w:t>日</w:t>
+        <w:t>9</w:t>
+      </w:r>
+      <w:r>
+        <w:rPr>
+          <w:rFonts w:hint="eastAsia"/>
+          <w:sz w:val="24"/>
+          <w:szCs w:val="24"/>
+        </w:rPr>
+        <w:t>月1日</w:t>
       </w:r>
     </w:p>
     <w:p>
@@ -208,6 +798,9 @@
     <w:p>
       <w:pPr>
         <w:jc w:val="left"/>
+        <w:rPr>
+          <w:rFonts w:hint="eastAsia"/>
+        </w:rPr>
       </w:pPr>
     </w:p>
     <w:p>
@@ -226,6 +819,161 @@
     </w:sectPr>
   </w:body>
 </w:document>
+</file>
+
+<file path=word/endnotes.xml><?xml version="1.0" encoding="utf-8"?>
+<w:endnotes xmlns:wpc="http://schemas.microsoft.com/office/word/2010/wordprocessingCanvas" xmlns:cx="http://schemas.microsoft.com/office/drawing/2014/chartex" xmlns:cx1="http://schemas.microsoft.com/office/drawing/2015/9/8/chartex" xmlns:cx2="http://schemas.microsoft.com/office/drawing/2015/10/21/chartex" xmlns:cx3="http://schemas.microsoft.com/office/drawing/2016/5/9/chartex" xmlns:cx4="http://schemas.microsoft.com/office/drawing/2016/5/10/chartex" xmlns:cx5="http://schemas.microsoft.com/office/drawing/2016/5/11/chartex" xmlns:cx6="http://schemas.microsoft.com/office/drawing/2016/5/12/chartex" xmlns:cx7="http://schemas.microsoft.com/office/drawing/2016/5/13/chartex" xmlns:cx8="http://schemas.microsoft.com/office/drawing/2016/5/14/chartex" xmlns:mc="http://schemas.openxmlformats.org/markup-compatibility/2006" xmlns:aink="http://schemas.microsoft.com/office/drawing/2016/ink" xmlns:am3d="http://schemas.microsoft.com/office/drawing/2017/model3d" xmlns:o="urn:schemas-microsoft-com:office:office" xmlns:oel="http://schemas.microsoft.com/office/2019/extlst" xmlns:r="http://schemas.openxmlformats.org/officeDocument/2006/relationships" xmlns:m="http://schemas.openxmlformats.org/officeDocument/2006/math" xmlns:v="urn:schemas-microsoft-com:vml" xmlns:wp14="http://schemas.microsoft.com/office/word/2010/wordprocessingDrawing" xmlns:wp="http://schemas.openxmlformats.org/drawingml/2006/wordprocessingDrawing" xmlns:w10="urn:schemas-microsoft-com:office:word" xmlns:w="http://schemas.openxmlformats.org/wordprocessingml/2006/main" xmlns:w14="http://schemas.microsoft.com/office/word/2010/wordml" xmlns:w15="http://schemas.microsoft.com/office/word/2012/wordml" xmlns:w16cex="http://schemas.microsoft.com/office/word/2018/wordml/cex" xmlns:w16cid="http://schemas.microsoft.com/office/word/2016/wordml/cid" xmlns:w16="http://schemas.microsoft.com/office/word/2018/wordml" xmlns:w16du="http://schemas.microsoft.com/office/word/2023/wordml/word16du" xmlns:w16sdtdh="http://schemas.microsoft.com/office/word/2020/wordml/sdtdatahash" xmlns:w16sdtfl="http://schemas.microsoft.com/office/word/2024/wordml/sdtformatlock" xmlns:w16se="http://schemas.microsoft.com/office/word/2015/wordml/symex" xmlns:wpg="http://schemas.microsoft.com/office/word/2010/wordprocessingGroup" xmlns:wpi="http://schemas.microsoft.com/office/word/2010/wordprocessingInk" xmlns:wne="http://schemas.microsoft.com/office/word/2006/wordml" xmlns:wps="http://schemas.microsoft.com/office/word/2010/wordprocessingShape" mc:Ignorable="w14 w15 w16se w16cid w16 w16cex w16sdtdh w16sdtfl w16du wp14">
+  <w:endnote w:type="separator" w:id="-1">
+    <w:p>
+      <w:pPr>
+        <w:rPr>
+          <w:rFonts w:hint="eastAsia"/>
+        </w:rPr>
+      </w:pPr>
+      <w:r>
+        <w:separator/>
+      </w:r>
+    </w:p>
+  </w:endnote>
+  <w:endnote w:type="continuationSeparator" w:id="0">
+    <w:p>
+      <w:pPr>
+        <w:rPr>
+          <w:rFonts w:hint="eastAsia"/>
+        </w:rPr>
+      </w:pPr>
+      <w:r>
+        <w:continuationSeparator/>
+      </w:r>
+    </w:p>
+  </w:endnote>
+</w:endnotes>
+</file>
+
+<file path=word/footnotes.xml><?xml version="1.0" encoding="utf-8"?>
+<w:footnotes xmlns:wpc="http://schemas.microsoft.com/office/word/2010/wordprocessingCanvas" xmlns:cx="http://schemas.microsoft.com/office/drawing/2014/chartex" xmlns:cx1="http://schemas.microsoft.com/office/drawing/2015/9/8/chartex" xmlns:cx2="http://schemas.microsoft.com/office/drawing/2015/10/21/chartex" xmlns:cx3="http://schemas.microsoft.com/office/drawing/2016/5/9/chartex" xmlns:cx4="http://schemas.microsoft.com/office/drawing/2016/5/10/chartex" xmlns:cx5="http://schemas.microsoft.com/office/drawing/2016/5/11/chartex" xmlns:cx6="http://schemas.microsoft.com/office/drawing/2016/5/12/chartex" xmlns:cx7="http://schemas.microsoft.com/office/drawing/2016/5/13/chartex" xmlns:cx8="http://schemas.microsoft.com/office/drawing/2016/5/14/chartex" xmlns:mc="http://schemas.openxmlformats.org/markup-compatibility/2006" xmlns:aink="http://schemas.microsoft.com/office/drawing/2016/ink" xmlns:am3d="http://schemas.microsoft.com/office/drawing/2017/model3d" xmlns:o="urn:schemas-microsoft-com:office:office" xmlns:oel="http://schemas.microsoft.com/office/2019/extlst" xmlns:r="http://schemas.openxmlformats.org/officeDocument/2006/relationships" xmlns:m="http://schemas.openxmlformats.org/officeDocument/2006/math" xmlns:v="urn:schemas-microsoft-com:vml" xmlns:wp14="http://schemas.microsoft.com/office/word/2010/wordprocessingDrawing" xmlns:wp="http://schemas.openxmlformats.org/drawingml/2006/wordprocessingDrawing" xmlns:w10="urn:schemas-microsoft-com:office:word" xmlns:w="http://schemas.openxmlformats.org/wordprocessingml/2006/main" xmlns:w14="http://schemas.microsoft.com/office/word/2010/wordml" xmlns:w15="http://schemas.microsoft.com/office/word/2012/wordml" xmlns:w16cex="http://schemas.microsoft.com/office/word/2018/wordml/cex" xmlns:w16cid="http://schemas.microsoft.com/office/word/2016/wordml/cid" xmlns:w16="http://schemas.microsoft.com/office/word/2018/wordml" xmlns:w16du="http://schemas.microsoft.com/office/word/2023/wordml/word16du" xmlns:w16sdtdh="http://schemas.microsoft.com/office/word/2020/wordml/sdtdatahash" xmlns:w16sdtfl="http://schemas.microsoft.com/office/word/2024/wordml/sdtformatlock" xmlns:w16se="http://schemas.microsoft.com/office/word/2015/wordml/symex" xmlns:wpg="http://schemas.microsoft.com/office/word/2010/wordprocessingGroup" xmlns:wpi="http://schemas.microsoft.com/office/word/2010/wordprocessingInk" xmlns:wne="http://schemas.microsoft.com/office/word/2006/wordml" xmlns:wps="http://schemas.microsoft.com/office/word/2010/wordprocessingShape" mc:Ignorable="w14 w15 w16se w16cid w16 w16cex w16sdtdh w16sdtfl w16du wp14">
+  <w:footnote w:type="separator" w:id="-1">
+    <w:p>
+      <w:pPr>
+        <w:rPr>
+          <w:rFonts w:hint="eastAsia"/>
+        </w:rPr>
+      </w:pPr>
+      <w:r>
+        <w:separator/>
+      </w:r>
+    </w:p>
+  </w:footnote>
+  <w:footnote w:type="continuationSeparator" w:id="0">
+    <w:p>
+      <w:pPr>
+        <w:rPr>
+          <w:rFonts w:hint="eastAsia"/>
+        </w:rPr>
+      </w:pPr>
+      <w:r>
+        <w:continuationSeparator/>
+      </w:r>
+    </w:p>
+  </w:footnote>
+</w:footnotes>
+</file>
+
+<file path=word/numbering.xml><?xml version="1.0" encoding="utf-8"?>
+<w:numbering xmlns:wpc="http://schemas.microsoft.com/office/word/2010/wordprocessingCanvas" xmlns:cx="http://schemas.microsoft.com/office/drawing/2014/chartex" xmlns:cx1="http://schemas.microsoft.com/office/drawing/2015/9/8/chartex" xmlns:cx2="http://schemas.microsoft.com/office/drawing/2015/10/21/chartex" xmlns:cx3="http://schemas.microsoft.com/office/drawing/2016/5/9/chartex" xmlns:cx4="http://schemas.microsoft.com/office/drawing/2016/5/10/chartex" xmlns:cx5="http://schemas.microsoft.com/office/drawing/2016/5/11/chartex" xmlns:cx6="http://schemas.microsoft.com/office/drawing/2016/5/12/chartex" xmlns:cx7="http://schemas.microsoft.com/office/drawing/2016/5/13/chartex" xmlns:cx8="http://schemas.microsoft.com/office/drawing/2016/5/14/chartex" xmlns:mc="http://schemas.openxmlformats.org/markup-compatibility/2006" xmlns:aink="http://schemas.microsoft.com/office/drawing/2016/ink" xmlns:am3d="http://schemas.microsoft.com/office/drawing/2017/model3d" xmlns:o="urn:schemas-microsoft-com:office:office" xmlns:oel="http://schemas.microsoft.com/office/2019/extlst" xmlns:r="http://schemas.openxmlformats.org/officeDocument/2006/relationships" xmlns:m="http://schemas.openxmlformats.org/officeDocument/2006/math" xmlns:v="urn:schemas-microsoft-com:vml" xmlns:wp14="http://schemas.microsoft.com/office/word/2010/wordprocessingDrawing" xmlns:wp="http://schemas.openxmlformats.org/drawingml/2006/wordprocessingDrawing" xmlns:w10="urn:schemas-microsoft-com:office:word" xmlns:w="http://schemas.openxmlformats.org/wordprocessingml/2006/main" xmlns:w14="http://schemas.microsoft.com/office/word/2010/wordml" xmlns:w15="http://schemas.microsoft.com/office/word/2012/wordml" xmlns:w16cex="http://schemas.microsoft.com/office/word/2018/wordml/cex" xmlns:w16cid="http://schemas.microsoft.com/office/word/2016/wordml/cid" xmlns:w16="http://schemas.microsoft.com/office/word/2018/wordml" xmlns:w16du="http://schemas.microsoft.com/office/word/2023/wordml/word16du" xmlns:w16sdtdh="http://schemas.microsoft.com/office/word/2020/wordml/sdtdatahash" xmlns:w16sdtfl="http://schemas.microsoft.com/office/word/2024/wordml/sdtformatlock" xmlns:w16se="http://schemas.microsoft.com/office/word/2015/wordml/symex" xmlns:wpg="http://schemas.microsoft.com/office/word/2010/wordprocessingGroup" xmlns:wpi="http://schemas.microsoft.com/office/word/2010/wordprocessingInk" xmlns:wne="http://schemas.microsoft.com/office/word/2006/wordml" xmlns:wps="http://schemas.microsoft.com/office/word/2010/wordprocessingShape" mc:Ignorable="w14 w15 w16se w16cid w16 w16cex w16sdtdh w16sdtfl w16du wp14">
+  <w:abstractNum w:abstractNumId="0" w15:restartNumberingAfterBreak="0">
+    <w:nsid w:val="0B835C69"/>
+    <w:multiLevelType w:val="hybridMultilevel"/>
+    <w:tmpl w:val="CFA6B9A6"/>
+    <w:lvl w:ilvl="0" w:tplc="D69490C8">
+      <w:start w:val="1"/>
+      <w:numFmt w:val="decimal"/>
+      <w:lvlText w:val="%1."/>
+      <w:lvlJc w:val="left"/>
+      <w:pPr>
+        <w:ind w:left="840" w:hanging="360"/>
+      </w:pPr>
+      <w:rPr>
+        <w:rFonts w:hint="default"/>
+      </w:rPr>
+    </w:lvl>
+    <w:lvl w:ilvl="1" w:tplc="04090019" w:tentative="1">
+      <w:start w:val="1"/>
+      <w:numFmt w:val="lowerLetter"/>
+      <w:lvlText w:val="%2)"/>
+      <w:lvlJc w:val="left"/>
+      <w:pPr>
+        <w:ind w:left="1360" w:hanging="440"/>
+      </w:pPr>
+    </w:lvl>
+    <w:lvl w:ilvl="2" w:tplc="0409001B" w:tentative="1">
+      <w:start w:val="1"/>
+      <w:numFmt w:val="lowerRoman"/>
+      <w:lvlText w:val="%3."/>
+      <w:lvlJc w:val="right"/>
+      <w:pPr>
+        <w:ind w:left="1800" w:hanging="440"/>
+      </w:pPr>
+    </w:lvl>
+    <w:lvl w:ilvl="3" w:tplc="0409000F" w:tentative="1">
+      <w:start w:val="1"/>
+      <w:numFmt w:val="decimal"/>
+      <w:lvlText w:val="%4."/>
+      <w:lvlJc w:val="left"/>
+      <w:pPr>
+        <w:ind w:left="2240" w:hanging="440"/>
+      </w:pPr>
+    </w:lvl>
+    <w:lvl w:ilvl="4" w:tplc="04090019" w:tentative="1">
+      <w:start w:val="1"/>
+      <w:numFmt w:val="lowerLetter"/>
+      <w:lvlText w:val="%5)"/>
+      <w:lvlJc w:val="left"/>
+      <w:pPr>
+        <w:ind w:left="2680" w:hanging="440"/>
+      </w:pPr>
+    </w:lvl>
+    <w:lvl w:ilvl="5" w:tplc="0409001B" w:tentative="1">
+      <w:start w:val="1"/>
+      <w:numFmt w:val="lowerRoman"/>
+      <w:lvlText w:val="%6."/>
+      <w:lvlJc w:val="right"/>
+      <w:pPr>
+        <w:ind w:left="3120" w:hanging="440"/>
+      </w:pPr>
+    </w:lvl>
+    <w:lvl w:ilvl="6" w:tplc="0409000F" w:tentative="1">
+      <w:start w:val="1"/>
+      <w:numFmt w:val="decimal"/>
+      <w:lvlText w:val="%7."/>
+      <w:lvlJc w:val="left"/>
+      <w:pPr>
+        <w:ind w:left="3560" w:hanging="440"/>
+      </w:pPr>
+    </w:lvl>
+    <w:lvl w:ilvl="7" w:tplc="04090019" w:tentative="1">
+      <w:start w:val="1"/>
+      <w:numFmt w:val="lowerLetter"/>
+      <w:lvlText w:val="%8)"/>
+      <w:lvlJc w:val="left"/>
+      <w:pPr>
+        <w:ind w:left="4000" w:hanging="440"/>
+      </w:pPr>
+    </w:lvl>
+    <w:lvl w:ilvl="8" w:tplc="0409001B" w:tentative="1">
+      <w:start w:val="1"/>
+      <w:numFmt w:val="lowerRoman"/>
+      <w:lvlText w:val="%9."/>
+      <w:lvlJc w:val="right"/>
+      <w:pPr>
+        <w:ind w:left="4440" w:hanging="440"/>
+      </w:pPr>
+    </w:lvl>
+  </w:abstractNum>
+  <w:num w:numId="1" w16cid:durableId="482162507">
+    <w:abstractNumId w:val="0"/>
+  </w:num>
+</w:numbering>
 </file>
 
 <file path=word/styles.xml><?xml version="1.0" encoding="utf-8"?>
@@ -1149,6 +1897,68 @@
       <w:spacing w:val="5"/>
     </w:rPr>
   </w:style>
+  <w:style w:type="paragraph" w:styleId="ae">
+    <w:name w:val="header"/>
+    <w:basedOn w:val="a"/>
+    <w:link w:val="af"/>
+    <w:uiPriority w:val="99"/>
+    <w:unhideWhenUsed/>
+    <w:rsid w:val="004D46C0"/>
+    <w:pPr>
+      <w:tabs>
+        <w:tab w:val="center" w:pos="4153"/>
+        <w:tab w:val="right" w:pos="8306"/>
+      </w:tabs>
+      <w:snapToGrid w:val="0"/>
+      <w:jc w:val="center"/>
+    </w:pPr>
+    <w:rPr>
+      <w:sz w:val="18"/>
+      <w:szCs w:val="18"/>
+    </w:rPr>
+  </w:style>
+  <w:style w:type="character" w:customStyle="1" w:styleId="af">
+    <w:name w:val="页眉 字符"/>
+    <w:basedOn w:val="a0"/>
+    <w:link w:val="ae"/>
+    <w:uiPriority w:val="99"/>
+    <w:rsid w:val="004D46C0"/>
+    <w:rPr>
+      <w:sz w:val="18"/>
+      <w:szCs w:val="18"/>
+    </w:rPr>
+  </w:style>
+  <w:style w:type="paragraph" w:styleId="af0">
+    <w:name w:val="footer"/>
+    <w:basedOn w:val="a"/>
+    <w:link w:val="af1"/>
+    <w:uiPriority w:val="99"/>
+    <w:unhideWhenUsed/>
+    <w:rsid w:val="004D46C0"/>
+    <w:pPr>
+      <w:tabs>
+        <w:tab w:val="center" w:pos="4153"/>
+        <w:tab w:val="right" w:pos="8306"/>
+      </w:tabs>
+      <w:snapToGrid w:val="0"/>
+      <w:jc w:val="left"/>
+    </w:pPr>
+    <w:rPr>
+      <w:sz w:val="18"/>
+      <w:szCs w:val="18"/>
+    </w:rPr>
+  </w:style>
+  <w:style w:type="character" w:customStyle="1" w:styleId="af1">
+    <w:name w:val="页脚 字符"/>
+    <w:basedOn w:val="a0"/>
+    <w:link w:val="af0"/>
+    <w:uiPriority w:val="99"/>
+    <w:rsid w:val="004D46C0"/>
+    <w:rPr>
+      <w:sz w:val="18"/>
+      <w:szCs w:val="18"/>
+    </w:rPr>
+  </w:style>
 </w:styles>
 </file>
 

--- a/SNE25051水城钢铁轧钢加热炉超低排放改造-三棒加热炉投用协调单.docx
+++ b/SNE25051水城钢铁轧钢加热炉超低排放改造-三棒加热炉投用协调单.docx
@@ -212,7 +212,23 @@
           <w:sz w:val="24"/>
           <w:szCs w:val="24"/>
         </w:rPr>
-        <w:t>，导致大部分技术员在场时间无法进行</w:t>
+        <w:t>，</w:t>
+      </w:r>
+      <w:r>
+        <w:rPr>
+          <w:rFonts w:hint="eastAsia"/>
+          <w:sz w:val="24"/>
+          <w:szCs w:val="24"/>
+        </w:rPr>
+        <w:t>只允许煤气热值超过8000kJ/Nm3时，才允许自动控制系统投用。</w:t>
+      </w:r>
+      <w:r>
+        <w:rPr>
+          <w:rFonts w:hint="eastAsia"/>
+          <w:sz w:val="24"/>
+          <w:szCs w:val="24"/>
+        </w:rPr>
+        <w:t>导致大部分技术员在场时间无法进行</w:t>
       </w:r>
       <w:r>
         <w:rPr>
@@ -228,15 +244,23 @@
           <w:sz w:val="24"/>
           <w:szCs w:val="24"/>
         </w:rPr>
-        <w:t>工作，或者切换至自动投用之后一段时间必须调至手动进行调整。</w:t>
-      </w:r>
-      <w:r>
-        <w:rPr>
-          <w:rFonts w:hint="eastAsia"/>
-          <w:sz w:val="24"/>
-          <w:szCs w:val="24"/>
-        </w:rPr>
-        <w:t>（操作工内部钢轧品质规程要求）。</w:t>
+        <w:t>工作，或者切换至自动投用之后一段时间必须调至手动进行调整</w:t>
+      </w:r>
+      <w:r>
+        <w:rPr>
+          <w:rFonts w:hint="eastAsia"/>
+          <w:sz w:val="24"/>
+          <w:szCs w:val="24"/>
+        </w:rPr>
+        <w:t>。</w:t>
+      </w:r>
+      <w:r>
+        <w:rPr>
+          <w:rFonts w:hint="eastAsia"/>
+          <w:sz w:val="24"/>
+          <w:szCs w:val="24"/>
+        </w:rPr>
+        <w:t>实际L2系统具备煤气热值变化的自适应控制。</w:t>
       </w:r>
     </w:p>
     <w:p>
@@ -582,7 +606,159 @@
           <w:sz w:val="24"/>
           <w:szCs w:val="24"/>
         </w:rPr>
-        <w:t>自动系统的调节已经限制煤气总量的上限与煤气阀门的上下限，导致在半自动情况，超过煤气总量现值下，无法及时调整阀门，导致无法快速升温保证温度的情形。</w:t>
+        <w:t>自动</w:t>
+      </w:r>
+      <w:r>
+        <w:rPr>
+          <w:rFonts w:hint="eastAsia"/>
+          <w:sz w:val="24"/>
+          <w:szCs w:val="24"/>
+        </w:rPr>
+        <w:t>控制</w:t>
+      </w:r>
+      <w:r>
+        <w:rPr>
+          <w:rFonts w:hint="eastAsia"/>
+          <w:sz w:val="24"/>
+          <w:szCs w:val="24"/>
+        </w:rPr>
+        <w:t>系统的</w:t>
+      </w:r>
+      <w:r>
+        <w:rPr>
+          <w:rFonts w:hint="eastAsia"/>
+          <w:sz w:val="24"/>
+          <w:szCs w:val="24"/>
+        </w:rPr>
+        <w:t>自动</w:t>
+      </w:r>
+      <w:r>
+        <w:rPr>
+          <w:rFonts w:hint="eastAsia"/>
+          <w:sz w:val="24"/>
+          <w:szCs w:val="24"/>
+        </w:rPr>
+        <w:t>调节</w:t>
+      </w:r>
+      <w:r>
+        <w:rPr>
+          <w:rFonts w:hint="eastAsia"/>
+          <w:sz w:val="24"/>
+          <w:szCs w:val="24"/>
+        </w:rPr>
+        <w:t>依据生产要求设置了</w:t>
+      </w:r>
+      <w:r>
+        <w:rPr>
+          <w:rFonts w:hint="eastAsia"/>
+          <w:sz w:val="24"/>
+          <w:szCs w:val="24"/>
+        </w:rPr>
+        <w:t>煤气总量的上限</w:t>
+      </w:r>
+      <w:r>
+        <w:rPr>
+          <w:rFonts w:hint="eastAsia"/>
+          <w:sz w:val="24"/>
+          <w:szCs w:val="24"/>
+        </w:rPr>
+        <w:t>、以及各</w:t>
+      </w:r>
+      <w:r>
+        <w:rPr>
+          <w:rFonts w:hint="eastAsia"/>
+          <w:sz w:val="24"/>
+          <w:szCs w:val="24"/>
+        </w:rPr>
+        <w:t>煤气阀门</w:t>
+      </w:r>
+      <w:r>
+        <w:rPr>
+          <w:rFonts w:hint="eastAsia"/>
+          <w:sz w:val="24"/>
+          <w:szCs w:val="24"/>
+        </w:rPr>
+        <w:t>开度</w:t>
+      </w:r>
+      <w:r>
+        <w:rPr>
+          <w:rFonts w:hint="eastAsia"/>
+          <w:sz w:val="24"/>
+          <w:szCs w:val="24"/>
+        </w:rPr>
+        <w:t>的上下限</w:t>
+      </w:r>
+      <w:r>
+        <w:rPr>
+          <w:rFonts w:hint="eastAsia"/>
+          <w:sz w:val="24"/>
+          <w:szCs w:val="24"/>
+        </w:rPr>
+        <w:t>（50%-75%）</w:t>
+      </w:r>
+      <w:r>
+        <w:rPr>
+          <w:rFonts w:hint="eastAsia"/>
+          <w:sz w:val="24"/>
+          <w:szCs w:val="24"/>
+        </w:rPr>
+        <w:t>，</w:t>
+      </w:r>
+      <w:r>
+        <w:rPr>
+          <w:rFonts w:hint="eastAsia"/>
+          <w:sz w:val="24"/>
+          <w:szCs w:val="24"/>
+        </w:rPr>
+        <w:t>在煤气热值偏低的</w:t>
+      </w:r>
+      <w:r>
+        <w:rPr>
+          <w:rFonts w:hint="eastAsia"/>
+          <w:sz w:val="24"/>
+          <w:szCs w:val="24"/>
+        </w:rPr>
+        <w:t>情况</w:t>
+      </w:r>
+      <w:r>
+        <w:rPr>
+          <w:rFonts w:hint="eastAsia"/>
+          <w:sz w:val="24"/>
+          <w:szCs w:val="24"/>
+        </w:rPr>
+        <w:t>，自动控制会</w:t>
+      </w:r>
+      <w:r>
+        <w:rPr>
+          <w:rFonts w:hint="eastAsia"/>
+          <w:sz w:val="24"/>
+          <w:szCs w:val="24"/>
+        </w:rPr>
+        <w:t>超过煤气总量</w:t>
+      </w:r>
+      <w:r>
+        <w:rPr>
+          <w:rFonts w:hint="eastAsia"/>
+          <w:sz w:val="24"/>
+          <w:szCs w:val="24"/>
+        </w:rPr>
+        <w:t>限</w:t>
+      </w:r>
+      <w:r>
+        <w:rPr>
+          <w:rFonts w:hint="eastAsia"/>
+          <w:sz w:val="24"/>
+          <w:szCs w:val="24"/>
+        </w:rPr>
+        <w:t>值，无法及时调整阀门，导致无法快速升温保证温度的情形。</w:t>
+      </w:r>
+      <w:r>
+        <w:rPr>
+          <w:rFonts w:hint="eastAsia"/>
+          <w:sz w:val="24"/>
+          <w:szCs w:val="24"/>
+        </w:rPr>
+        <w:t>建议适当放开煤气总量上限、以及煤气阀门开度的上下限（40%-85%）。</w:t>
       </w:r>
     </w:p>
     <w:p>
@@ -671,7 +847,16 @@
           <w:sz w:val="24"/>
           <w:szCs w:val="24"/>
         </w:rPr>
-        <w:t>操作人员认为使用本系统需要负的职责太大，因为使用本系统，超出本系统的调节范围，出现不满足轧钢的情况</w:t>
+        <w:t>操作人员认为使用本系统需要负的职责太大，因为使用本系统，超出本</w:t>
+      </w:r>
+      <w:r>
+        <w:rPr>
+          <w:rFonts w:hint="eastAsia"/>
+          <w:sz w:val="24"/>
+          <w:szCs w:val="24"/>
+        </w:rPr>
+        <w:lastRenderedPageBreak/>
+        <w:t>系统的调节范围，出现不满足轧钢的情况</w:t>
       </w:r>
       <w:r>
         <w:rPr>
@@ -717,7 +902,6 @@
           <w:sz w:val="24"/>
           <w:szCs w:val="24"/>
         </w:rPr>
-        <w:lastRenderedPageBreak/>
         <w:t>操作人员基于以上情况，虽然在软件和硬件全部调试完毕，并没有提出其它关于本系统的问题，而且经过连续3小时，本次总计7小时的稳定投用之后，仍因为上游客观原因不放心使用本系统。</w:t>
       </w:r>
     </w:p>
